--- a/docut/Proyecto MOTOGO.docx
+++ b/docut/Proyecto MOTOGO.docx
@@ -1,6 +1,6 @@
 
 <file path=word/document.xml><?xml version="1.0" encoding="utf-8"?>
-<w:document xmlns:wpc="http://schemas.microsoft.com/office/word/2010/wordprocessingCanvas" xmlns:cx="http://schemas.microsoft.com/office/drawing/2014/chartex" xmlns:cx1="http://schemas.microsoft.com/office/drawing/2015/9/8/chartex" xmlns:cx2="http://schemas.microsoft.com/office/drawing/2015/10/21/chartex" xmlns:cx3="http://schemas.microsoft.com/office/drawing/2016/5/9/chartex" xmlns:cx4="http://schemas.microsoft.com/office/drawing/2016/5/10/chartex" xmlns:cx5="http://schemas.microsoft.com/office/drawing/2016/5/11/chartex" xmlns:cx6="http://schemas.microsoft.com/office/drawing/2016/5/12/chartex" xmlns:cx7="http://schemas.microsoft.com/office/drawing/2016/5/13/chartex" xmlns:cx8="http://schemas.microsoft.com/office/drawing/2016/5/14/chartex" xmlns:mc="http://schemas.openxmlformats.org/markup-compatibility/2006" xmlns:aink="http://schemas.microsoft.com/office/drawing/2016/ink" xmlns:am3d="http://schemas.microsoft.com/office/drawing/2017/model3d" xmlns:o="urn:schemas-microsoft-com:office:office" xmlns:r="http://schemas.openxmlformats.org/officeDocument/2006/relationships" xmlns:m="http://schemas.openxmlformats.org/officeDocument/2006/math" xmlns:v="urn:schemas-microsoft-com:vml" xmlns:wp14="http://schemas.microsoft.com/office/word/2010/wordprocessingDrawing" xmlns:wp="http://schemas.openxmlformats.org/drawingml/2006/wordprocessingDrawing" xmlns:w10="urn:schemas-microsoft-com:office:word" xmlns:w="http://schemas.openxmlformats.org/wordprocessingml/2006/main" xmlns:w14="http://schemas.microsoft.com/office/word/2010/wordml" xmlns:w15="http://schemas.microsoft.com/office/word/2012/wordml" xmlns:w16cex="http://schemas.microsoft.com/office/word/2018/wordml/cex" xmlns:w16cid="http://schemas.microsoft.com/office/word/2016/wordml/cid" xmlns:w16="http://schemas.microsoft.com/office/word/2018/wordml" xmlns:w16sdtdh="http://schemas.microsoft.com/office/word/2020/wordml/sdtdatahash" xmlns:w16se="http://schemas.microsoft.com/office/word/2015/wordml/symex" xmlns:wpg="http://schemas.microsoft.com/office/word/2010/wordprocessingGroup" xmlns:wpi="http://schemas.microsoft.com/office/word/2010/wordprocessingInk" xmlns:wne="http://schemas.microsoft.com/office/word/2006/wordml" xmlns:wps="http://schemas.microsoft.com/office/word/2010/wordprocessingShape" mc:Ignorable="w14 w15 w16se w16cid w16 w16cex w16sdtdh wp14">
+<w:document xmlns:wpc="http://schemas.microsoft.com/office/word/2010/wordprocessingCanvas" xmlns:cx="http://schemas.microsoft.com/office/drawing/2014/chartex" xmlns:cx1="http://schemas.microsoft.com/office/drawing/2015/9/8/chartex" xmlns:cx2="http://schemas.microsoft.com/office/drawing/2015/10/21/chartex" xmlns:cx3="http://schemas.microsoft.com/office/drawing/2016/5/9/chartex" xmlns:cx4="http://schemas.microsoft.com/office/drawing/2016/5/10/chartex" xmlns:cx5="http://schemas.microsoft.com/office/drawing/2016/5/11/chartex" xmlns:cx6="http://schemas.microsoft.com/office/drawing/2016/5/12/chartex" xmlns:cx7="http://schemas.microsoft.com/office/drawing/2016/5/13/chartex" xmlns:cx8="http://schemas.microsoft.com/office/drawing/2016/5/14/chartex" xmlns:mc="http://schemas.openxmlformats.org/markup-compatibility/2006" xmlns:aink="http://schemas.microsoft.com/office/drawing/2016/ink" xmlns:am3d="http://schemas.microsoft.com/office/drawing/2017/model3d" xmlns:o="urn:schemas-microsoft-com:office:office" xmlns:oel="http://schemas.microsoft.com/office/2019/extlst" xmlns:r="http://schemas.openxmlformats.org/officeDocument/2006/relationships" xmlns:m="http://schemas.openxmlformats.org/officeDocument/2006/math" xmlns:v="urn:schemas-microsoft-com:vml" xmlns:wp14="http://schemas.microsoft.com/office/word/2010/wordprocessingDrawing" xmlns:wp="http://schemas.openxmlformats.org/drawingml/2006/wordprocessingDrawing" xmlns:w10="urn:schemas-microsoft-com:office:word" xmlns:w="http://schemas.openxmlformats.org/wordprocessingml/2006/main" xmlns:w14="http://schemas.microsoft.com/office/word/2010/wordml" xmlns:w15="http://schemas.microsoft.com/office/word/2012/wordml" xmlns:w16cex="http://schemas.microsoft.com/office/word/2018/wordml/cex" xmlns:w16cid="http://schemas.microsoft.com/office/word/2016/wordml/cid" xmlns:w16="http://schemas.microsoft.com/office/word/2018/wordml" xmlns:w16sdtdh="http://schemas.microsoft.com/office/word/2020/wordml/sdtdatahash" xmlns:w16se="http://schemas.microsoft.com/office/word/2015/wordml/symex" xmlns:wpg="http://schemas.microsoft.com/office/word/2010/wordprocessingGroup" xmlns:wpi="http://schemas.microsoft.com/office/word/2010/wordprocessingInk" xmlns:wne="http://schemas.microsoft.com/office/word/2006/wordml" xmlns:wps="http://schemas.microsoft.com/office/word/2010/wordprocessingShape" mc:Ignorable="w14 w15 w16se w16cid w16 w16cex w16sdtdh wp14">
   <w:body>
     <w:p>
       <w:pPr>
@@ -141,7 +141,7 @@
         <w:rPr>
           <w:color w:val="000000"/>
         </w:rPr>
-        <w:t>Steven Cárdenas </w:t>
+        <w:t>Santiago Rodriguez </w:t>
       </w:r>
     </w:p>
     <w:p>
@@ -163,7 +163,19 @@
         <w:rPr>
           <w:color w:val="000000"/>
         </w:rPr>
-        <w:t>Santiago Rodriguez </w:t>
+        <w:t xml:space="preserve">Daniel </w:t>
+      </w:r>
+      <w:r>
+        <w:rPr>
+          <w:color w:val="000000"/>
+        </w:rPr>
+        <w:t>Oviedo</w:t>
+      </w:r>
+      <w:r>
+        <w:rPr>
+          <w:color w:val="000000"/>
+        </w:rPr>
+        <w:t> </w:t>
       </w:r>
     </w:p>
     <w:p>
@@ -185,19 +197,7 @@
         <w:rPr>
           <w:color w:val="000000"/>
         </w:rPr>
-        <w:t xml:space="preserve">Daniel </w:t>
-      </w:r>
-      <w:r>
-        <w:rPr>
-          <w:color w:val="000000"/>
-        </w:rPr>
-        <w:t>Oviedo</w:t>
-      </w:r>
-      <w:r>
-        <w:rPr>
-          <w:color w:val="000000"/>
-        </w:rPr>
-        <w:t> </w:t>
+        <w:t>Juan Carvajal</w:t>
       </w:r>
     </w:p>
     <w:p>
@@ -210,17 +210,10 @@
           <w:between w:val="nil"/>
         </w:pBdr>
         <w:ind w:firstLine="0"/>
-        <w:jc w:val="center"/>
         <w:rPr>
           <w:color w:val="000000"/>
         </w:rPr>
       </w:pPr>
-      <w:r>
-        <w:rPr>
-          <w:color w:val="000000"/>
-        </w:rPr>
-        <w:t>Juan Carvajal</w:t>
-      </w:r>
     </w:p>
     <w:p>
       <w:pPr>
@@ -232,6 +225,7 @@
           <w:between w:val="nil"/>
         </w:pBdr>
         <w:ind w:firstLine="0"/>
+        <w:jc w:val="center"/>
         <w:rPr>
           <w:color w:val="000000"/>
         </w:rPr>
@@ -247,7 +241,6 @@
           <w:between w:val="nil"/>
         </w:pBdr>
         <w:ind w:firstLine="0"/>
-        <w:jc w:val="center"/>
         <w:rPr>
           <w:color w:val="000000"/>
         </w:rPr>
@@ -263,6 +256,7 @@
           <w:between w:val="nil"/>
         </w:pBdr>
         <w:ind w:firstLine="0"/>
+        <w:jc w:val="center"/>
         <w:rPr>
           <w:color w:val="000000"/>
         </w:rPr>
@@ -294,7 +288,6 @@
           <w:between w:val="nil"/>
         </w:pBdr>
         <w:ind w:firstLine="0"/>
-        <w:jc w:val="center"/>
         <w:rPr>
           <w:color w:val="000000"/>
         </w:rPr>
@@ -310,6 +303,7 @@
           <w:between w:val="nil"/>
         </w:pBdr>
         <w:ind w:firstLine="0"/>
+        <w:jc w:val="center"/>
         <w:rPr>
           <w:color w:val="000000"/>
         </w:rPr>
@@ -362,6 +356,12 @@
           <w:color w:val="000000"/>
         </w:rPr>
       </w:pPr>
+      <w:r>
+        <w:rPr>
+          <w:color w:val="000000"/>
+        </w:rPr>
+        <w:t>Servicio Nacional de Aprendizaje SENA</w:t>
+      </w:r>
     </w:p>
     <w:p>
       <w:pPr>
@@ -382,7 +382,7 @@
         <w:rPr>
           <w:color w:val="000000"/>
         </w:rPr>
-        <w:t>Servicio Nacional de Aprendizaje SENA</w:t>
+        <w:t>Analisis y desarrollo de software</w:t>
       </w:r>
     </w:p>
     <w:p>
@@ -400,21 +400,14 @@
           <w:color w:val="000000"/>
         </w:rPr>
       </w:pPr>
-      <w:proofErr w:type="spellStart"/>
       <w:r>
         <w:rPr>
           <w:color w:val="000000"/>
         </w:rPr>
-        <w:t>Analisis</w:t>
-      </w:r>
-      <w:proofErr w:type="spellEnd"/>
-      <w:r>
-        <w:rPr>
-          <w:color w:val="000000"/>
-        </w:rPr>
-        <w:t xml:space="preserve"> y desarrollo de software</w:t>
-      </w:r>
-    </w:p>
+        <w:t>2025</w:t>
+      </w:r>
+    </w:p>
+    <w:p/>
     <w:p>
       <w:pPr>
         <w:pBdr>
@@ -427,29 +420,6 @@
         <w:ind w:firstLine="0"/>
         <w:jc w:val="center"/>
         <w:rPr>
-          <w:color w:val="000000"/>
-        </w:rPr>
-      </w:pPr>
-      <w:r>
-        <w:rPr>
-          <w:color w:val="000000"/>
-        </w:rPr>
-        <w:t>2025</w:t>
-      </w:r>
-    </w:p>
-    <w:p/>
-    <w:p>
-      <w:pPr>
-        <w:pBdr>
-          <w:top w:val="nil"/>
-          <w:left w:val="nil"/>
-          <w:bottom w:val="nil"/>
-          <w:right w:val="nil"/>
-          <w:between w:val="nil"/>
-        </w:pBdr>
-        <w:ind w:firstLine="0"/>
-        <w:jc w:val="center"/>
-        <w:rPr>
           <w:b/>
           <w:bCs/>
           <w:color w:val="000000"/>
@@ -460,6 +430,7 @@
           <w:b/>
           <w:bCs/>
         </w:rPr>
+        <w:lastRenderedPageBreak/>
         <w:t>Tabla de contenido</w:t>
       </w:r>
     </w:p>
@@ -476,7 +447,6 @@
           <w:docPartUnique/>
         </w:docPartObj>
       </w:sdtPr>
-      <w:sdtEndPr/>
       <w:sdtContent>
         <w:p>
           <w:pPr>
@@ -535,21 +505,7 @@
                 <w:rStyle w:val="Hipervnculo"/>
                 <w:noProof/>
               </w:rPr>
-              <w:t>Introd</w:t>
-            </w:r>
-            <w:r>
-              <w:rPr>
-                <w:rStyle w:val="Hipervnculo"/>
-                <w:noProof/>
-              </w:rPr>
-              <w:t>u</w:t>
-            </w:r>
-            <w:r>
-              <w:rPr>
-                <w:rStyle w:val="Hipervnculo"/>
-                <w:noProof/>
-              </w:rPr>
-              <w:t>cción</w:t>
+              <w:t>Introducción</w:t>
             </w:r>
             <w:r>
               <w:rPr>
@@ -1425,6 +1381,7 @@
       </w:pPr>
       <w:bookmarkStart w:id="0" w:name="_Toc223961952"/>
       <w:r>
+        <w:lastRenderedPageBreak/>
         <w:t>Introducción</w:t>
       </w:r>
       <w:bookmarkEnd w:id="0"/>
@@ -1494,8 +1451,11 @@
         <w:ind w:firstLine="720"/>
       </w:pPr>
       <w:r>
+        <w:t xml:space="preserve">La implementación de una solución tecnológica como MotoGO busca mejorar la experiencia de los usuarios, optimizar el tiempo de reparación de las motos y apoyar a los </w:t>
+      </w:r>
+      <w:r>
         <w:lastRenderedPageBreak/>
-        <w:t>La implementación de una solución tecnológica como MotoGO busca mejorar la experiencia de los usuarios, optimizar el tiempo de reparación de las motos y apoyar a los negocios locales que venden repuestos, permitiéndoles llegar a más clientes mediante una plataforma digital</w:t>
+        <w:t>negocios locales que venden repuestos, permitiéndoles llegar a más clientes mediante una plataforma digital</w:t>
       </w:r>
     </w:p>
     <w:p>
@@ -1614,6 +1574,7 @@
         <w:ind w:firstLine="720"/>
       </w:pPr>
       <w:r>
+        <w:lastRenderedPageBreak/>
         <w:t>El desarrollo de la plataforma MotoGO es importante porque busca solucionar un problema real que enfrentan muchos motociclistas y mecánicos al momento de encontrar repuestos para sus motos.</w:t>
       </w:r>
     </w:p>
@@ -1791,23 +1752,8 @@
         <w:ind w:firstLine="360"/>
       </w:pPr>
       <w:r>
-        <w:t xml:space="preserve">El proyecto </w:t>
-      </w:r>
-      <w:proofErr w:type="spellStart"/>
-      <w:r>
-        <w:t>Motogo</w:t>
-      </w:r>
-      <w:proofErr w:type="spellEnd"/>
-      <w:r>
-        <w:t xml:space="preserve"> incluirá los siguientes </w:t>
-      </w:r>
-      <w:proofErr w:type="spellStart"/>
-      <w:r>
-        <w:t>modulos</w:t>
-      </w:r>
-      <w:proofErr w:type="spellEnd"/>
-      <w:r>
-        <w:t>:</w:t>
+        <w:lastRenderedPageBreak/>
+        <w:t>El proyecto Motogo incluirá los siguientes modulos:</w:t>
       </w:r>
     </w:p>
     <w:p>
@@ -1824,13 +1770,7 @@
     </w:p>
     <w:p>
       <w:r>
-        <w:t>Permitirá que motociclistas, talleres, proveedores y administradores creen una cuenta dentro</w:t>
-      </w:r>
-      <w:r>
-        <w:t xml:space="preserve"> </w:t>
-      </w:r>
-      <w:r>
-        <w:t>de la plataforma, inicien sesión y gestionen su información personal.</w:t>
+        <w:t>Permitirá que motociclistas, talleres, proveedores y administradores creen una cuenta dentro de la plataforma, inicien sesión y gestionen su información personal.</w:t>
       </w:r>
     </w:p>
     <w:p>
@@ -1847,19 +1787,7 @@
     </w:p>
     <w:p>
       <w:r>
-        <w:t>Permitirá visualizar los repuestos disponibles organizados por marca, modelo de motocicleta</w:t>
-      </w:r>
-      <w:r>
-        <w:t xml:space="preserve"> </w:t>
-      </w:r>
-      <w:r>
-        <w:t>y tipo de repuesto, mostrando información como descripción, precio y</w:t>
-      </w:r>
-      <w:r>
-        <w:t xml:space="preserve"> </w:t>
-      </w:r>
-      <w:r>
-        <w:t>disponibilidad.</w:t>
+        <w:t>Permitirá visualizar los repuestos disponibles organizados por marca, modelo de motocicleta y tipo de repuesto, mostrando información como descripción, precio y disponibilidad.</w:t>
       </w:r>
     </w:p>
     <w:p>
@@ -1962,15 +1890,15 @@
     </w:p>
     <w:p>
       <w:r>
+        <w:t>Módulo de Soporte al cliente: Chat o línea de atención dentro de la aplicación. Módulo de Seguimiento en tiempo real: Permite rastrear el pedido desde la compra hasta la entrega.</w:t>
+      </w:r>
+      <w:r>
+        <w:tab/>
+      </w:r>
+    </w:p>
+    <w:p>
+      <w:r>
         <w:lastRenderedPageBreak/>
-        <w:t>Módulo de Soporte al cliente: Chat o línea de atención dentro de la aplicación. Módulo de Seguimiento en tiempo real: Permite rastrear el pedido desde la compra hasta la entrega.</w:t>
-      </w:r>
-      <w:r>
-        <w:tab/>
-      </w:r>
-    </w:p>
-    <w:p>
-      <w:r>
         <w:t>Módulo de Marcas aliadas: Las empresas podrán gestionar su inventario y ver estadísticas de ventas.</w:t>
       </w:r>
       <w:r>
@@ -2038,7 +1966,7 @@
 </file>
 
 <file path=word/endnotes.xml><?xml version="1.0" encoding="utf-8"?>
-<w:endnotes xmlns:wpc="http://schemas.microsoft.com/office/word/2010/wordprocessingCanvas" xmlns:cx="http://schemas.microsoft.com/office/drawing/2014/chartex" xmlns:cx1="http://schemas.microsoft.com/office/drawing/2015/9/8/chartex" xmlns:cx2="http://schemas.microsoft.com/office/drawing/2015/10/21/chartex" xmlns:cx3="http://schemas.microsoft.com/office/drawing/2016/5/9/chartex" xmlns:cx4="http://schemas.microsoft.com/office/drawing/2016/5/10/chartex" xmlns:cx5="http://schemas.microsoft.com/office/drawing/2016/5/11/chartex" xmlns:cx6="http://schemas.microsoft.com/office/drawing/2016/5/12/chartex" xmlns:cx7="http://schemas.microsoft.com/office/drawing/2016/5/13/chartex" xmlns:cx8="http://schemas.microsoft.com/office/drawing/2016/5/14/chartex" xmlns:mc="http://schemas.openxmlformats.org/markup-compatibility/2006" xmlns:aink="http://schemas.microsoft.com/office/drawing/2016/ink" xmlns:am3d="http://schemas.microsoft.com/office/drawing/2017/model3d" xmlns:o="urn:schemas-microsoft-com:office:office" xmlns:r="http://schemas.openxmlformats.org/officeDocument/2006/relationships" xmlns:m="http://schemas.openxmlformats.org/officeDocument/2006/math" xmlns:v="urn:schemas-microsoft-com:vml" xmlns:wp14="http://schemas.microsoft.com/office/word/2010/wordprocessingDrawing" xmlns:wp="http://schemas.openxmlformats.org/drawingml/2006/wordprocessingDrawing" xmlns:w10="urn:schemas-microsoft-com:office:word" xmlns:w="http://schemas.openxmlformats.org/wordprocessingml/2006/main" xmlns:w14="http://schemas.microsoft.com/office/word/2010/wordml" xmlns:w15="http://schemas.microsoft.com/office/word/2012/wordml" xmlns:w16cex="http://schemas.microsoft.com/office/word/2018/wordml/cex" xmlns:w16cid="http://schemas.microsoft.com/office/word/2016/wordml/cid" xmlns:w16="http://schemas.microsoft.com/office/word/2018/wordml" xmlns:w16sdtdh="http://schemas.microsoft.com/office/word/2020/wordml/sdtdatahash" xmlns:w16se="http://schemas.microsoft.com/office/word/2015/wordml/symex" xmlns:wpg="http://schemas.microsoft.com/office/word/2010/wordprocessingGroup" xmlns:wpi="http://schemas.microsoft.com/office/word/2010/wordprocessingInk" xmlns:wne="http://schemas.microsoft.com/office/word/2006/wordml" xmlns:wps="http://schemas.microsoft.com/office/word/2010/wordprocessingShape" mc:Ignorable="w14 w15 w16se w16cid w16 w16cex w16sdtdh wp14">
+<w:endnotes xmlns:wpc="http://schemas.microsoft.com/office/word/2010/wordprocessingCanvas" xmlns:cx="http://schemas.microsoft.com/office/drawing/2014/chartex" xmlns:cx1="http://schemas.microsoft.com/office/drawing/2015/9/8/chartex" xmlns:cx2="http://schemas.microsoft.com/office/drawing/2015/10/21/chartex" xmlns:cx3="http://schemas.microsoft.com/office/drawing/2016/5/9/chartex" xmlns:cx4="http://schemas.microsoft.com/office/drawing/2016/5/10/chartex" xmlns:cx5="http://schemas.microsoft.com/office/drawing/2016/5/11/chartex" xmlns:cx6="http://schemas.microsoft.com/office/drawing/2016/5/12/chartex" xmlns:cx7="http://schemas.microsoft.com/office/drawing/2016/5/13/chartex" xmlns:cx8="http://schemas.microsoft.com/office/drawing/2016/5/14/chartex" xmlns:mc="http://schemas.openxmlformats.org/markup-compatibility/2006" xmlns:aink="http://schemas.microsoft.com/office/drawing/2016/ink" xmlns:am3d="http://schemas.microsoft.com/office/drawing/2017/model3d" xmlns:o="urn:schemas-microsoft-com:office:office" xmlns:oel="http://schemas.microsoft.com/office/2019/extlst" xmlns:r="http://schemas.openxmlformats.org/officeDocument/2006/relationships" xmlns:m="http://schemas.openxmlformats.org/officeDocument/2006/math" xmlns:v="urn:schemas-microsoft-com:vml" xmlns:wp14="http://schemas.microsoft.com/office/word/2010/wordprocessingDrawing" xmlns:wp="http://schemas.openxmlformats.org/drawingml/2006/wordprocessingDrawing" xmlns:w10="urn:schemas-microsoft-com:office:word" xmlns:w="http://schemas.openxmlformats.org/wordprocessingml/2006/main" xmlns:w14="http://schemas.microsoft.com/office/word/2010/wordml" xmlns:w15="http://schemas.microsoft.com/office/word/2012/wordml" xmlns:w16cex="http://schemas.microsoft.com/office/word/2018/wordml/cex" xmlns:w16cid="http://schemas.microsoft.com/office/word/2016/wordml/cid" xmlns:w16="http://schemas.microsoft.com/office/word/2018/wordml" xmlns:w16sdtdh="http://schemas.microsoft.com/office/word/2020/wordml/sdtdatahash" xmlns:w16se="http://schemas.microsoft.com/office/word/2015/wordml/symex" xmlns:wpg="http://schemas.microsoft.com/office/word/2010/wordprocessingGroup" xmlns:wpi="http://schemas.microsoft.com/office/word/2010/wordprocessingInk" xmlns:wne="http://schemas.microsoft.com/office/word/2006/wordml" xmlns:wps="http://schemas.microsoft.com/office/word/2010/wordprocessingShape" mc:Ignorable="w14 w15 w16se w16cid w16 w16cex w16sdtdh wp14">
   <w:endnote w:type="separator" w:id="-1">
     <w:p>
       <w:pPr>
@@ -2063,7 +1991,7 @@
 </file>
 
 <file path=word/footnotes.xml><?xml version="1.0" encoding="utf-8"?>
-<w:footnotes xmlns:wpc="http://schemas.microsoft.com/office/word/2010/wordprocessingCanvas" xmlns:cx="http://schemas.microsoft.com/office/drawing/2014/chartex" xmlns:cx1="http://schemas.microsoft.com/office/drawing/2015/9/8/chartex" xmlns:cx2="http://schemas.microsoft.com/office/drawing/2015/10/21/chartex" xmlns:cx3="http://schemas.microsoft.com/office/drawing/2016/5/9/chartex" xmlns:cx4="http://schemas.microsoft.com/office/drawing/2016/5/10/chartex" xmlns:cx5="http://schemas.microsoft.com/office/drawing/2016/5/11/chartex" xmlns:cx6="http://schemas.microsoft.com/office/drawing/2016/5/12/chartex" xmlns:cx7="http://schemas.microsoft.com/office/drawing/2016/5/13/chartex" xmlns:cx8="http://schemas.microsoft.com/office/drawing/2016/5/14/chartex" xmlns:mc="http://schemas.openxmlformats.org/markup-compatibility/2006" xmlns:aink="http://schemas.microsoft.com/office/drawing/2016/ink" xmlns:am3d="http://schemas.microsoft.com/office/drawing/2017/model3d" xmlns:o="urn:schemas-microsoft-com:office:office" xmlns:r="http://schemas.openxmlformats.org/officeDocument/2006/relationships" xmlns:m="http://schemas.openxmlformats.org/officeDocument/2006/math" xmlns:v="urn:schemas-microsoft-com:vml" xmlns:wp14="http://schemas.microsoft.com/office/word/2010/wordprocessingDrawing" xmlns:wp="http://schemas.openxmlformats.org/drawingml/2006/wordprocessingDrawing" xmlns:w10="urn:schemas-microsoft-com:office:word" xmlns:w="http://schemas.openxmlformats.org/wordprocessingml/2006/main" xmlns:w14="http://schemas.microsoft.com/office/word/2010/wordml" xmlns:w15="http://schemas.microsoft.com/office/word/2012/wordml" xmlns:w16cex="http://schemas.microsoft.com/office/word/2018/wordml/cex" xmlns:w16cid="http://schemas.microsoft.com/office/word/2016/wordml/cid" xmlns:w16="http://schemas.microsoft.com/office/word/2018/wordml" xmlns:w16sdtdh="http://schemas.microsoft.com/office/word/2020/wordml/sdtdatahash" xmlns:w16se="http://schemas.microsoft.com/office/word/2015/wordml/symex" xmlns:wpg="http://schemas.microsoft.com/office/word/2010/wordprocessingGroup" xmlns:wpi="http://schemas.microsoft.com/office/word/2010/wordprocessingInk" xmlns:wne="http://schemas.microsoft.com/office/word/2006/wordml" xmlns:wps="http://schemas.microsoft.com/office/word/2010/wordprocessingShape" mc:Ignorable="w14 w15 w16se w16cid w16 w16cex w16sdtdh wp14">
+<w:footnotes xmlns:wpc="http://schemas.microsoft.com/office/word/2010/wordprocessingCanvas" xmlns:cx="http://schemas.microsoft.com/office/drawing/2014/chartex" xmlns:cx1="http://schemas.microsoft.com/office/drawing/2015/9/8/chartex" xmlns:cx2="http://schemas.microsoft.com/office/drawing/2015/10/21/chartex" xmlns:cx3="http://schemas.microsoft.com/office/drawing/2016/5/9/chartex" xmlns:cx4="http://schemas.microsoft.com/office/drawing/2016/5/10/chartex" xmlns:cx5="http://schemas.microsoft.com/office/drawing/2016/5/11/chartex" xmlns:cx6="http://schemas.microsoft.com/office/drawing/2016/5/12/chartex" xmlns:cx7="http://schemas.microsoft.com/office/drawing/2016/5/13/chartex" xmlns:cx8="http://schemas.microsoft.com/office/drawing/2016/5/14/chartex" xmlns:mc="http://schemas.openxmlformats.org/markup-compatibility/2006" xmlns:aink="http://schemas.microsoft.com/office/drawing/2016/ink" xmlns:am3d="http://schemas.microsoft.com/office/drawing/2017/model3d" xmlns:o="urn:schemas-microsoft-com:office:office" xmlns:oel="http://schemas.microsoft.com/office/2019/extlst" xmlns:r="http://schemas.openxmlformats.org/officeDocument/2006/relationships" xmlns:m="http://schemas.openxmlformats.org/officeDocument/2006/math" xmlns:v="urn:schemas-microsoft-com:vml" xmlns:wp14="http://schemas.microsoft.com/office/word/2010/wordprocessingDrawing" xmlns:wp="http://schemas.openxmlformats.org/drawingml/2006/wordprocessingDrawing" xmlns:w10="urn:schemas-microsoft-com:office:word" xmlns:w="http://schemas.openxmlformats.org/wordprocessingml/2006/main" xmlns:w14="http://schemas.microsoft.com/office/word/2010/wordml" xmlns:w15="http://schemas.microsoft.com/office/word/2012/wordml" xmlns:w16cex="http://schemas.microsoft.com/office/word/2018/wordml/cex" xmlns:w16cid="http://schemas.microsoft.com/office/word/2016/wordml/cid" xmlns:w16="http://schemas.microsoft.com/office/word/2018/wordml" xmlns:w16sdtdh="http://schemas.microsoft.com/office/word/2020/wordml/sdtdatahash" xmlns:w16se="http://schemas.microsoft.com/office/word/2015/wordml/symex" xmlns:wpg="http://schemas.microsoft.com/office/word/2010/wordprocessingGroup" xmlns:wpi="http://schemas.microsoft.com/office/word/2010/wordprocessingInk" xmlns:wne="http://schemas.microsoft.com/office/word/2006/wordml" xmlns:wps="http://schemas.microsoft.com/office/word/2010/wordprocessingShape" mc:Ignorable="w14 w15 w16se w16cid w16 w16cex w16sdtdh wp14">
   <w:footnote w:type="separator" w:id="-1">
     <w:p>
       <w:pPr>
@@ -2088,7 +2016,7 @@
 </file>
 
 <file path=word/header1.xml><?xml version="1.0" encoding="utf-8"?>
-<w:hdr xmlns:wpc="http://schemas.microsoft.com/office/word/2010/wordprocessingCanvas" xmlns:cx="http://schemas.microsoft.com/office/drawing/2014/chartex" xmlns:cx1="http://schemas.microsoft.com/office/drawing/2015/9/8/chartex" xmlns:cx2="http://schemas.microsoft.com/office/drawing/2015/10/21/chartex" xmlns:cx3="http://schemas.microsoft.com/office/drawing/2016/5/9/chartex" xmlns:cx4="http://schemas.microsoft.com/office/drawing/2016/5/10/chartex" xmlns:cx5="http://schemas.microsoft.com/office/drawing/2016/5/11/chartex" xmlns:cx6="http://schemas.microsoft.com/office/drawing/2016/5/12/chartex" xmlns:cx7="http://schemas.microsoft.com/office/drawing/2016/5/13/chartex" xmlns:cx8="http://schemas.microsoft.com/office/drawing/2016/5/14/chartex" xmlns:mc="http://schemas.openxmlformats.org/markup-compatibility/2006" xmlns:aink="http://schemas.microsoft.com/office/drawing/2016/ink" xmlns:am3d="http://schemas.microsoft.com/office/drawing/2017/model3d" xmlns:o="urn:schemas-microsoft-com:office:office" xmlns:r="http://schemas.openxmlformats.org/officeDocument/2006/relationships" xmlns:m="http://schemas.openxmlformats.org/officeDocument/2006/math" xmlns:v="urn:schemas-microsoft-com:vml" xmlns:wp14="http://schemas.microsoft.com/office/word/2010/wordprocessingDrawing" xmlns:wp="http://schemas.openxmlformats.org/drawingml/2006/wordprocessingDrawing" xmlns:w10="urn:schemas-microsoft-com:office:word" xmlns:w="http://schemas.openxmlformats.org/wordprocessingml/2006/main" xmlns:w14="http://schemas.microsoft.com/office/word/2010/wordml" xmlns:w15="http://schemas.microsoft.com/office/word/2012/wordml" xmlns:w16cex="http://schemas.microsoft.com/office/word/2018/wordml/cex" xmlns:w16cid="http://schemas.microsoft.com/office/word/2016/wordml/cid" xmlns:w16="http://schemas.microsoft.com/office/word/2018/wordml" xmlns:w16sdtdh="http://schemas.microsoft.com/office/word/2020/wordml/sdtdatahash" xmlns:w16se="http://schemas.microsoft.com/office/word/2015/wordml/symex" xmlns:wpg="http://schemas.microsoft.com/office/word/2010/wordprocessingGroup" xmlns:wpi="http://schemas.microsoft.com/office/word/2010/wordprocessingInk" xmlns:wne="http://schemas.microsoft.com/office/word/2006/wordml" xmlns:wps="http://schemas.microsoft.com/office/word/2010/wordprocessingShape" mc:Ignorable="w14 w15 w16se w16cid w16 w16cex w16sdtdh wp14">
+<w:hdr xmlns:wpc="http://schemas.microsoft.com/office/word/2010/wordprocessingCanvas" xmlns:cx="http://schemas.microsoft.com/office/drawing/2014/chartex" xmlns:cx1="http://schemas.microsoft.com/office/drawing/2015/9/8/chartex" xmlns:cx2="http://schemas.microsoft.com/office/drawing/2015/10/21/chartex" xmlns:cx3="http://schemas.microsoft.com/office/drawing/2016/5/9/chartex" xmlns:cx4="http://schemas.microsoft.com/office/drawing/2016/5/10/chartex" xmlns:cx5="http://schemas.microsoft.com/office/drawing/2016/5/11/chartex" xmlns:cx6="http://schemas.microsoft.com/office/drawing/2016/5/12/chartex" xmlns:cx7="http://schemas.microsoft.com/office/drawing/2016/5/13/chartex" xmlns:cx8="http://schemas.microsoft.com/office/drawing/2016/5/14/chartex" xmlns:mc="http://schemas.openxmlformats.org/markup-compatibility/2006" xmlns:aink="http://schemas.microsoft.com/office/drawing/2016/ink" xmlns:am3d="http://schemas.microsoft.com/office/drawing/2017/model3d" xmlns:o="urn:schemas-microsoft-com:office:office" xmlns:oel="http://schemas.microsoft.com/office/2019/extlst" xmlns:r="http://schemas.openxmlformats.org/officeDocument/2006/relationships" xmlns:m="http://schemas.openxmlformats.org/officeDocument/2006/math" xmlns:v="urn:schemas-microsoft-com:vml" xmlns:wp14="http://schemas.microsoft.com/office/word/2010/wordprocessingDrawing" xmlns:wp="http://schemas.openxmlformats.org/drawingml/2006/wordprocessingDrawing" xmlns:w10="urn:schemas-microsoft-com:office:word" xmlns:w="http://schemas.openxmlformats.org/wordprocessingml/2006/main" xmlns:w14="http://schemas.microsoft.com/office/word/2010/wordml" xmlns:w15="http://schemas.microsoft.com/office/word/2012/wordml" xmlns:w16cex="http://schemas.microsoft.com/office/word/2018/wordml/cex" xmlns:w16cid="http://schemas.microsoft.com/office/word/2016/wordml/cid" xmlns:w16="http://schemas.microsoft.com/office/word/2018/wordml" xmlns:w16sdtdh="http://schemas.microsoft.com/office/word/2020/wordml/sdtdatahash" xmlns:w16se="http://schemas.microsoft.com/office/word/2015/wordml/symex" xmlns:wpg="http://schemas.microsoft.com/office/word/2010/wordprocessingGroup" xmlns:wpi="http://schemas.microsoft.com/office/word/2010/wordprocessingInk" xmlns:wne="http://schemas.microsoft.com/office/word/2006/wordml" xmlns:wps="http://schemas.microsoft.com/office/word/2010/wordprocessingShape" mc:Ignorable="w14 w15 w16se w16cid w16 w16cex w16sdtdh wp14">
   <w:p>
     <w:pPr>
       <w:pBdr>
@@ -2144,7 +2072,7 @@
 </file>
 
 <file path=word/numbering.xml><?xml version="1.0" encoding="utf-8"?>
-<w:numbering xmlns:wpc="http://schemas.microsoft.com/office/word/2010/wordprocessingCanvas" xmlns:cx="http://schemas.microsoft.com/office/drawing/2014/chartex" xmlns:cx1="http://schemas.microsoft.com/office/drawing/2015/9/8/chartex" xmlns:cx2="http://schemas.microsoft.com/office/drawing/2015/10/21/chartex" xmlns:cx3="http://schemas.microsoft.com/office/drawing/2016/5/9/chartex" xmlns:cx4="http://schemas.microsoft.com/office/drawing/2016/5/10/chartex" xmlns:cx5="http://schemas.microsoft.com/office/drawing/2016/5/11/chartex" xmlns:cx6="http://schemas.microsoft.com/office/drawing/2016/5/12/chartex" xmlns:cx7="http://schemas.microsoft.com/office/drawing/2016/5/13/chartex" xmlns:cx8="http://schemas.microsoft.com/office/drawing/2016/5/14/chartex" xmlns:mc="http://schemas.openxmlformats.org/markup-compatibility/2006" xmlns:aink="http://schemas.microsoft.com/office/drawing/2016/ink" xmlns:am3d="http://schemas.microsoft.com/office/drawing/2017/model3d" xmlns:o="urn:schemas-microsoft-com:office:office" xmlns:r="http://schemas.openxmlformats.org/officeDocument/2006/relationships" xmlns:m="http://schemas.openxmlformats.org/officeDocument/2006/math" xmlns:v="urn:schemas-microsoft-com:vml" xmlns:wp14="http://schemas.microsoft.com/office/word/2010/wordprocessingDrawing" xmlns:wp="http://schemas.openxmlformats.org/drawingml/2006/wordprocessingDrawing" xmlns:w10="urn:schemas-microsoft-com:office:word" xmlns:w="http://schemas.openxmlformats.org/wordprocessingml/2006/main" xmlns:w14="http://schemas.microsoft.com/office/word/2010/wordml" xmlns:w15="http://schemas.microsoft.com/office/word/2012/wordml" xmlns:w16cex="http://schemas.microsoft.com/office/word/2018/wordml/cex" xmlns:w16cid="http://schemas.microsoft.com/office/word/2016/wordml/cid" xmlns:w16="http://schemas.microsoft.com/office/word/2018/wordml" xmlns:w16sdtdh="http://schemas.microsoft.com/office/word/2020/wordml/sdtdatahash" xmlns:w16se="http://schemas.microsoft.com/office/word/2015/wordml/symex" xmlns:wpg="http://schemas.microsoft.com/office/word/2010/wordprocessingGroup" xmlns:wpi="http://schemas.microsoft.com/office/word/2010/wordprocessingInk" xmlns:wne="http://schemas.microsoft.com/office/word/2006/wordml" xmlns:wps="http://schemas.microsoft.com/office/word/2010/wordprocessingShape" mc:Ignorable="w14 w15 w16se w16cid w16 w16cex w16sdtdh wp14">
+<w:numbering xmlns:wpc="http://schemas.microsoft.com/office/word/2010/wordprocessingCanvas" xmlns:cx="http://schemas.microsoft.com/office/drawing/2014/chartex" xmlns:cx1="http://schemas.microsoft.com/office/drawing/2015/9/8/chartex" xmlns:cx2="http://schemas.microsoft.com/office/drawing/2015/10/21/chartex" xmlns:cx3="http://schemas.microsoft.com/office/drawing/2016/5/9/chartex" xmlns:cx4="http://schemas.microsoft.com/office/drawing/2016/5/10/chartex" xmlns:cx5="http://schemas.microsoft.com/office/drawing/2016/5/11/chartex" xmlns:cx6="http://schemas.microsoft.com/office/drawing/2016/5/12/chartex" xmlns:cx7="http://schemas.microsoft.com/office/drawing/2016/5/13/chartex" xmlns:cx8="http://schemas.microsoft.com/office/drawing/2016/5/14/chartex" xmlns:mc="http://schemas.openxmlformats.org/markup-compatibility/2006" xmlns:aink="http://schemas.microsoft.com/office/drawing/2016/ink" xmlns:am3d="http://schemas.microsoft.com/office/drawing/2017/model3d" xmlns:o="urn:schemas-microsoft-com:office:office" xmlns:oel="http://schemas.microsoft.com/office/2019/extlst" xmlns:r="http://schemas.openxmlformats.org/officeDocument/2006/relationships" xmlns:m="http://schemas.openxmlformats.org/officeDocument/2006/math" xmlns:v="urn:schemas-microsoft-com:vml" xmlns:wp14="http://schemas.microsoft.com/office/word/2010/wordprocessingDrawing" xmlns:wp="http://schemas.openxmlformats.org/drawingml/2006/wordprocessingDrawing" xmlns:w10="urn:schemas-microsoft-com:office:word" xmlns:w="http://schemas.openxmlformats.org/wordprocessingml/2006/main" xmlns:w14="http://schemas.microsoft.com/office/word/2010/wordml" xmlns:w15="http://schemas.microsoft.com/office/word/2012/wordml" xmlns:w16cex="http://schemas.microsoft.com/office/word/2018/wordml/cex" xmlns:w16cid="http://schemas.microsoft.com/office/word/2016/wordml/cid" xmlns:w16="http://schemas.microsoft.com/office/word/2018/wordml" xmlns:w16sdtdh="http://schemas.microsoft.com/office/word/2020/wordml/sdtdatahash" xmlns:w16se="http://schemas.microsoft.com/office/word/2015/wordml/symex" xmlns:wpg="http://schemas.microsoft.com/office/word/2010/wordprocessingGroup" xmlns:wpi="http://schemas.microsoft.com/office/word/2010/wordprocessingInk" xmlns:wne="http://schemas.microsoft.com/office/word/2006/wordml" xmlns:wps="http://schemas.microsoft.com/office/word/2010/wordprocessingShape" mc:Ignorable="w14 w15 w16se w16cid w16 w16cex w16sdtdh wp14">
   <w:abstractNum w:abstractNumId="0" w15:restartNumberingAfterBreak="0">
     <w:nsid w:val="5B395C84"/>
     <w:multiLevelType w:val="multilevel"/>
@@ -2494,13 +2422,13 @@
       </w:rPr>
     </w:lvl>
   </w:abstractNum>
-  <w:num w:numId="1">
+  <w:num w:numId="1" w16cid:durableId="654528721">
     <w:abstractNumId w:val="0"/>
   </w:num>
-  <w:num w:numId="2">
+  <w:num w:numId="2" w16cid:durableId="619533869">
     <w:abstractNumId w:val="2"/>
   </w:num>
-  <w:num w:numId="3">
+  <w:num w:numId="3" w16cid:durableId="187640371">
     <w:abstractNumId w:val="1"/>
   </w:num>
 </w:numbering>
